--- a/docs/Quiz Examination System.docx
+++ b/docs/Quiz Examination System.docx
@@ -595,7 +595,7 @@
             <w:noProof/>
             <w:webHidden/>
           </w:rPr>
-          <w:t>9</w:t>
+          <w:t>1</w:t>
         </w:r>
         <w:r>
           <w:rPr>
@@ -685,7 +685,7 @@
             <w:noProof/>
             <w:webHidden/>
           </w:rPr>
-          <w:t>9</w:t>
+          <w:t>1</w:t>
         </w:r>
         <w:r>
           <w:rPr>
@@ -775,7 +775,7 @@
             <w:noProof/>
             <w:webHidden/>
           </w:rPr>
-          <w:t>9</w:t>
+          <w:t>1</w:t>
         </w:r>
         <w:r>
           <w:rPr>
@@ -865,7 +865,7 @@
             <w:noProof/>
             <w:webHidden/>
           </w:rPr>
-          <w:t>10</w:t>
+          <w:t>2</w:t>
         </w:r>
         <w:r>
           <w:rPr>
@@ -955,7 +955,7 @@
             <w:noProof/>
             <w:webHidden/>
           </w:rPr>
-          <w:t>10</w:t>
+          <w:t>2</w:t>
         </w:r>
         <w:r>
           <w:rPr>
@@ -1045,7 +1045,7 @@
             <w:noProof/>
             <w:webHidden/>
           </w:rPr>
-          <w:t>11</w:t>
+          <w:t>3</w:t>
         </w:r>
         <w:r>
           <w:rPr>
@@ -1135,7 +1135,7 @@
             <w:noProof/>
             <w:webHidden/>
           </w:rPr>
-          <w:t>11</w:t>
+          <w:t>3</w:t>
         </w:r>
         <w:r>
           <w:rPr>
@@ -1225,7 +1225,7 @@
             <w:noProof/>
             <w:webHidden/>
           </w:rPr>
-          <w:t>12</w:t>
+          <w:t>4</w:t>
         </w:r>
         <w:r>
           <w:rPr>
@@ -1315,7 +1315,7 @@
             <w:noProof/>
             <w:webHidden/>
           </w:rPr>
-          <w:t>13</w:t>
+          <w:t>5</w:t>
         </w:r>
         <w:r>
           <w:rPr>
@@ -1405,7 +1405,7 @@
             <w:noProof/>
             <w:webHidden/>
           </w:rPr>
-          <w:t>13</w:t>
+          <w:t>5</w:t>
         </w:r>
         <w:r>
           <w:rPr>
@@ -1495,7 +1495,7 @@
             <w:noProof/>
             <w:webHidden/>
           </w:rPr>
-          <w:t>13</w:t>
+          <w:t>5</w:t>
         </w:r>
         <w:r>
           <w:rPr>
@@ -1585,7 +1585,7 @@
             <w:noProof/>
             <w:webHidden/>
           </w:rPr>
-          <w:t>14</w:t>
+          <w:t>6</w:t>
         </w:r>
         <w:r>
           <w:rPr>
@@ -1665,7 +1665,7 @@
             <w:noProof/>
             <w:webHidden/>
           </w:rPr>
-          <w:t>14</w:t>
+          <w:t>6</w:t>
         </w:r>
         <w:r>
           <w:rPr>
@@ -1745,7 +1745,7 @@
             <w:noProof/>
             <w:webHidden/>
           </w:rPr>
-          <w:t>14</w:t>
+          <w:t>6</w:t>
         </w:r>
         <w:r>
           <w:rPr>
@@ -1825,7 +1825,7 @@
             <w:noProof/>
             <w:webHidden/>
           </w:rPr>
-          <w:t>14</w:t>
+          <w:t>6</w:t>
         </w:r>
         <w:r>
           <w:rPr>
@@ -1905,7 +1905,7 @@
             <w:noProof/>
             <w:webHidden/>
           </w:rPr>
-          <w:t>14</w:t>
+          <w:t>6</w:t>
         </w:r>
         <w:r>
           <w:rPr>
@@ -1977,7 +1977,7 @@
             <w:noProof/>
             <w:webHidden/>
           </w:rPr>
-          <w:t>14</w:t>
+          <w:t>6</w:t>
         </w:r>
         <w:r>
           <w:rPr>
@@ -2067,7 +2067,7 @@
             <w:noProof/>
             <w:webHidden/>
           </w:rPr>
-          <w:t>14</w:t>
+          <w:t>7</w:t>
         </w:r>
         <w:r>
           <w:rPr>
@@ -2157,7 +2157,7 @@
             <w:noProof/>
             <w:webHidden/>
           </w:rPr>
-          <w:t>14</w:t>
+          <w:t>7</w:t>
         </w:r>
         <w:r>
           <w:rPr>
@@ -2219,7 +2219,7 @@
             <w:noProof/>
             <w:webHidden/>
           </w:rPr>
-          <w:t>15</w:t>
+          <w:t>7</w:t>
         </w:r>
         <w:r>
           <w:rPr>
@@ -2309,7 +2309,7 @@
             <w:noProof/>
             <w:webHidden/>
           </w:rPr>
-          <w:t>17</w:t>
+          <w:t>9</w:t>
         </w:r>
         <w:r>
           <w:rPr>
@@ -2399,7 +2399,7 @@
             <w:noProof/>
             <w:webHidden/>
           </w:rPr>
-          <w:t>17</w:t>
+          <w:t>9</w:t>
         </w:r>
         <w:r>
           <w:rPr>
@@ -2489,7 +2489,7 @@
             <w:noProof/>
             <w:webHidden/>
           </w:rPr>
-          <w:t>17</w:t>
+          <w:t>9</w:t>
         </w:r>
         <w:r>
           <w:rPr>
@@ -2579,7 +2579,7 @@
             <w:noProof/>
             <w:webHidden/>
           </w:rPr>
-          <w:t>18</w:t>
+          <w:t>10</w:t>
         </w:r>
         <w:r>
           <w:rPr>
@@ -2669,7 +2669,7 @@
             <w:noProof/>
             <w:webHidden/>
           </w:rPr>
-          <w:t>19</w:t>
+          <w:t>11</w:t>
         </w:r>
         <w:r>
           <w:rPr>
@@ -2759,7 +2759,7 @@
             <w:noProof/>
             <w:webHidden/>
           </w:rPr>
-          <w:t>19</w:t>
+          <w:t>11</w:t>
         </w:r>
         <w:r>
           <w:rPr>
@@ -2849,7 +2849,7 @@
             <w:noProof/>
             <w:webHidden/>
           </w:rPr>
-          <w:t>19</w:t>
+          <w:t>11</w:t>
         </w:r>
         <w:r>
           <w:rPr>
@@ -2921,7 +2921,7 @@
             <w:noProof/>
             <w:webHidden/>
           </w:rPr>
-          <w:t>19</w:t>
+          <w:t>11</w:t>
         </w:r>
         <w:r>
           <w:rPr>
@@ -2993,7 +2993,7 @@
             <w:noProof/>
             <w:webHidden/>
           </w:rPr>
-          <w:t>20</w:t>
+          <w:t>12</w:t>
         </w:r>
         <w:r>
           <w:rPr>
@@ -3065,7 +3065,7 @@
             <w:noProof/>
             <w:webHidden/>
           </w:rPr>
-          <w:t>20</w:t>
+          <w:t>12</w:t>
         </w:r>
         <w:r>
           <w:rPr>
@@ -3137,7 +3137,7 @@
             <w:noProof/>
             <w:webHidden/>
           </w:rPr>
-          <w:t>20</w:t>
+          <w:t>12</w:t>
         </w:r>
         <w:r>
           <w:rPr>
@@ -3209,7 +3209,7 @@
             <w:noProof/>
             <w:webHidden/>
           </w:rPr>
-          <w:t>20</w:t>
+          <w:t>12</w:t>
         </w:r>
         <w:r>
           <w:rPr>
@@ -3281,7 +3281,7 @@
             <w:noProof/>
             <w:webHidden/>
           </w:rPr>
-          <w:t>20</w:t>
+          <w:t>12</w:t>
         </w:r>
         <w:r>
           <w:rPr>
@@ -3371,7 +3371,7 @@
             <w:noProof/>
             <w:webHidden/>
           </w:rPr>
-          <w:t>20</w:t>
+          <w:t>12</w:t>
         </w:r>
         <w:r>
           <w:rPr>
@@ -3461,7 +3461,7 @@
             <w:noProof/>
             <w:webHidden/>
           </w:rPr>
-          <w:t>20</w:t>
+          <w:t>12</w:t>
         </w:r>
         <w:r>
           <w:rPr>
@@ -3551,7 +3551,7 @@
             <w:noProof/>
             <w:webHidden/>
           </w:rPr>
-          <w:t>20</w:t>
+          <w:t>12</w:t>
         </w:r>
         <w:r>
           <w:rPr>
@@ -3641,7 +3641,7 @@
             <w:noProof/>
             <w:webHidden/>
           </w:rPr>
-          <w:t>20</w:t>
+          <w:t>12</w:t>
         </w:r>
         <w:r>
           <w:rPr>
@@ -3731,7 +3731,7 @@
             <w:noProof/>
             <w:webHidden/>
           </w:rPr>
-          <w:t>21</w:t>
+          <w:t>13</w:t>
         </w:r>
         <w:r>
           <w:rPr>
@@ -3803,7 +3803,7 @@
             <w:noProof/>
             <w:webHidden/>
           </w:rPr>
-          <w:t>21</w:t>
+          <w:t>13</w:t>
         </w:r>
         <w:r>
           <w:rPr>
@@ -3875,7 +3875,7 @@
             <w:noProof/>
             <w:webHidden/>
           </w:rPr>
-          <w:t>21</w:t>
+          <w:t>13</w:t>
         </w:r>
         <w:r>
           <w:rPr>
@@ -3947,7 +3947,7 @@
             <w:noProof/>
             <w:webHidden/>
           </w:rPr>
-          <w:t>21</w:t>
+          <w:t>13</w:t>
         </w:r>
         <w:r>
           <w:rPr>
@@ -4019,7 +4019,7 @@
             <w:noProof/>
             <w:webHidden/>
           </w:rPr>
-          <w:t>21</w:t>
+          <w:t>13</w:t>
         </w:r>
         <w:r>
           <w:rPr>
@@ -4091,7 +4091,7 @@
             <w:noProof/>
             <w:webHidden/>
           </w:rPr>
-          <w:t>21</w:t>
+          <w:t>13</w:t>
         </w:r>
         <w:r>
           <w:rPr>
@@ -4163,7 +4163,7 @@
             <w:noProof/>
             <w:webHidden/>
           </w:rPr>
-          <w:t>21</w:t>
+          <w:t>13</w:t>
         </w:r>
         <w:r>
           <w:rPr>
@@ -4235,7 +4235,7 @@
             <w:noProof/>
             <w:webHidden/>
           </w:rPr>
-          <w:t>21</w:t>
+          <w:t>13</w:t>
         </w:r>
         <w:r>
           <w:rPr>
@@ -4307,7 +4307,7 @@
             <w:noProof/>
             <w:webHidden/>
           </w:rPr>
-          <w:t>21</w:t>
+          <w:t>13</w:t>
         </w:r>
         <w:r>
           <w:rPr>
@@ -4379,7 +4379,7 @@
             <w:noProof/>
             <w:webHidden/>
           </w:rPr>
-          <w:t>21</w:t>
+          <w:t>13</w:t>
         </w:r>
         <w:r>
           <w:rPr>
@@ -4451,7 +4451,7 @@
             <w:noProof/>
             <w:webHidden/>
           </w:rPr>
-          <w:t>22</w:t>
+          <w:t>14</w:t>
         </w:r>
         <w:r>
           <w:rPr>
@@ -4541,7 +4541,7 @@
             <w:noProof/>
             <w:webHidden/>
           </w:rPr>
-          <w:t>22</w:t>
+          <w:t>14</w:t>
         </w:r>
         <w:r>
           <w:rPr>
@@ -4631,7 +4631,7 @@
             <w:noProof/>
             <w:webHidden/>
           </w:rPr>
-          <w:t>22</w:t>
+          <w:t>14</w:t>
         </w:r>
         <w:r>
           <w:rPr>
@@ -4703,7 +4703,7 @@
             <w:noProof/>
             <w:webHidden/>
           </w:rPr>
-          <w:t>22</w:t>
+          <w:t>14</w:t>
         </w:r>
         <w:r>
           <w:rPr>
@@ -4793,7 +4793,7 @@
             <w:noProof/>
             <w:webHidden/>
           </w:rPr>
-          <w:t>22</w:t>
+          <w:t>14</w:t>
         </w:r>
         <w:r>
           <w:rPr>
@@ -4865,7 +4865,7 @@
             <w:noProof/>
             <w:webHidden/>
           </w:rPr>
-          <w:t>22</w:t>
+          <w:t>14</w:t>
         </w:r>
         <w:r>
           <w:rPr>
@@ -4937,7 +4937,7 @@
             <w:noProof/>
             <w:webHidden/>
           </w:rPr>
-          <w:t>22</w:t>
+          <w:t>14</w:t>
         </w:r>
         <w:r>
           <w:rPr>
@@ -5009,7 +5009,7 @@
             <w:noProof/>
             <w:webHidden/>
           </w:rPr>
-          <w:t>22</w:t>
+          <w:t>14</w:t>
         </w:r>
         <w:r>
           <w:rPr>
@@ -5081,7 +5081,7 @@
             <w:noProof/>
             <w:webHidden/>
           </w:rPr>
-          <w:t>22</w:t>
+          <w:t>14</w:t>
         </w:r>
         <w:r>
           <w:rPr>
@@ -5153,7 +5153,7 @@
             <w:noProof/>
             <w:webHidden/>
           </w:rPr>
-          <w:t>22</w:t>
+          <w:t>14</w:t>
         </w:r>
         <w:r>
           <w:rPr>
@@ -5225,7 +5225,7 @@
             <w:noProof/>
             <w:webHidden/>
           </w:rPr>
-          <w:t>23</w:t>
+          <w:t>15</w:t>
         </w:r>
         <w:r>
           <w:rPr>
@@ -5297,7 +5297,7 @@
             <w:noProof/>
             <w:webHidden/>
           </w:rPr>
-          <w:t>23</w:t>
+          <w:t>15</w:t>
         </w:r>
         <w:r>
           <w:rPr>
@@ -5369,7 +5369,7 @@
             <w:noProof/>
             <w:webHidden/>
           </w:rPr>
-          <w:t>23</w:t>
+          <w:t>15</w:t>
         </w:r>
         <w:r>
           <w:rPr>
@@ -5441,7 +5441,7 @@
             <w:noProof/>
             <w:webHidden/>
           </w:rPr>
-          <w:t>23</w:t>
+          <w:t>15</w:t>
         </w:r>
         <w:r>
           <w:rPr>
@@ -5513,7 +5513,7 @@
             <w:noProof/>
             <w:webHidden/>
           </w:rPr>
-          <w:t>23</w:t>
+          <w:t>15</w:t>
         </w:r>
         <w:r>
           <w:rPr>
@@ -5585,7 +5585,7 @@
             <w:noProof/>
             <w:webHidden/>
           </w:rPr>
-          <w:t>23</w:t>
+          <w:t>15</w:t>
         </w:r>
         <w:r>
           <w:rPr>
@@ -5657,7 +5657,7 @@
             <w:noProof/>
             <w:webHidden/>
           </w:rPr>
-          <w:t>23</w:t>
+          <w:t>15</w:t>
         </w:r>
         <w:r>
           <w:rPr>
@@ -5729,7 +5729,7 @@
             <w:noProof/>
             <w:webHidden/>
           </w:rPr>
-          <w:t>23</w:t>
+          <w:t>15</w:t>
         </w:r>
         <w:r>
           <w:rPr>
@@ -5801,7 +5801,7 @@
             <w:noProof/>
             <w:webHidden/>
           </w:rPr>
-          <w:t>24</w:t>
+          <w:t>16</w:t>
         </w:r>
         <w:r>
           <w:rPr>
@@ -5873,7 +5873,7 @@
             <w:noProof/>
             <w:webHidden/>
           </w:rPr>
-          <w:t>24</w:t>
+          <w:t>16</w:t>
         </w:r>
         <w:r>
           <w:rPr>
@@ -5945,7 +5945,7 @@
             <w:noProof/>
             <w:webHidden/>
           </w:rPr>
-          <w:t>24</w:t>
+          <w:t>16</w:t>
         </w:r>
         <w:r>
           <w:rPr>
@@ -6017,7 +6017,7 @@
             <w:noProof/>
             <w:webHidden/>
           </w:rPr>
-          <w:t>24</w:t>
+          <w:t>16</w:t>
         </w:r>
         <w:r>
           <w:rPr>
@@ -6089,7 +6089,7 @@
             <w:noProof/>
             <w:webHidden/>
           </w:rPr>
-          <w:t>24</w:t>
+          <w:t>16</w:t>
         </w:r>
         <w:r>
           <w:rPr>
@@ -6161,7 +6161,7 @@
             <w:noProof/>
             <w:webHidden/>
           </w:rPr>
-          <w:t>24</w:t>
+          <w:t>16</w:t>
         </w:r>
         <w:r>
           <w:rPr>
@@ -6233,7 +6233,7 @@
             <w:noProof/>
             <w:webHidden/>
           </w:rPr>
-          <w:t>24</w:t>
+          <w:t>16</w:t>
         </w:r>
         <w:r>
           <w:rPr>
@@ -6305,7 +6305,7 @@
             <w:noProof/>
             <w:webHidden/>
           </w:rPr>
-          <w:t>24</w:t>
+          <w:t>16</w:t>
         </w:r>
         <w:r>
           <w:rPr>
@@ -6377,7 +6377,7 @@
             <w:noProof/>
             <w:webHidden/>
           </w:rPr>
-          <w:t>25</w:t>
+          <w:t>17</w:t>
         </w:r>
         <w:r>
           <w:rPr>
@@ -6449,7 +6449,7 @@
             <w:noProof/>
             <w:webHidden/>
           </w:rPr>
-          <w:t>25</w:t>
+          <w:t>17</w:t>
         </w:r>
         <w:r>
           <w:rPr>
@@ -6521,7 +6521,7 @@
             <w:noProof/>
             <w:webHidden/>
           </w:rPr>
-          <w:t>25</w:t>
+          <w:t>17</w:t>
         </w:r>
         <w:r>
           <w:rPr>
@@ -6593,7 +6593,7 @@
             <w:noProof/>
             <w:webHidden/>
           </w:rPr>
-          <w:t>25</w:t>
+          <w:t>17</w:t>
         </w:r>
         <w:r>
           <w:rPr>
@@ -6665,7 +6665,7 @@
             <w:noProof/>
             <w:webHidden/>
           </w:rPr>
-          <w:t>25</w:t>
+          <w:t>17</w:t>
         </w:r>
         <w:r>
           <w:rPr>
@@ -6737,7 +6737,7 @@
             <w:noProof/>
             <w:webHidden/>
           </w:rPr>
-          <w:t>25</w:t>
+          <w:t>17</w:t>
         </w:r>
         <w:r>
           <w:rPr>
@@ -6809,7 +6809,7 @@
             <w:noProof/>
             <w:webHidden/>
           </w:rPr>
-          <w:t>25</w:t>
+          <w:t>17</w:t>
         </w:r>
         <w:r>
           <w:rPr>
@@ -6881,7 +6881,7 @@
             <w:noProof/>
             <w:webHidden/>
           </w:rPr>
-          <w:t>25</w:t>
+          <w:t>17</w:t>
         </w:r>
         <w:r>
           <w:rPr>
@@ -6953,7 +6953,7 @@
             <w:noProof/>
             <w:webHidden/>
           </w:rPr>
-          <w:t>25</w:t>
+          <w:t>17</w:t>
         </w:r>
         <w:r>
           <w:rPr>
@@ -7025,7 +7025,7 @@
             <w:noProof/>
             <w:webHidden/>
           </w:rPr>
-          <w:t>26</w:t>
+          <w:t>18</w:t>
         </w:r>
         <w:r>
           <w:rPr>
@@ -7097,7 +7097,7 @@
             <w:noProof/>
             <w:webHidden/>
           </w:rPr>
-          <w:t>26</w:t>
+          <w:t>18</w:t>
         </w:r>
         <w:r>
           <w:rPr>
@@ -7169,7 +7169,7 @@
             <w:noProof/>
             <w:webHidden/>
           </w:rPr>
-          <w:t>26</w:t>
+          <w:t>18</w:t>
         </w:r>
         <w:r>
           <w:rPr>
@@ -7241,7 +7241,7 @@
             <w:noProof/>
             <w:webHidden/>
           </w:rPr>
-          <w:t>26</w:t>
+          <w:t>18</w:t>
         </w:r>
         <w:r>
           <w:rPr>
@@ -7313,7 +7313,7 @@
             <w:noProof/>
             <w:webHidden/>
           </w:rPr>
-          <w:t>26</w:t>
+          <w:t>18</w:t>
         </w:r>
         <w:r>
           <w:rPr>
@@ -7385,7 +7385,7 @@
             <w:noProof/>
             <w:webHidden/>
           </w:rPr>
-          <w:t>26</w:t>
+          <w:t>18</w:t>
         </w:r>
         <w:r>
           <w:rPr>
@@ -7457,7 +7457,7 @@
             <w:noProof/>
             <w:webHidden/>
           </w:rPr>
-          <w:t>26</w:t>
+          <w:t>18</w:t>
         </w:r>
         <w:r>
           <w:rPr>
@@ -7529,7 +7529,7 @@
             <w:noProof/>
             <w:webHidden/>
           </w:rPr>
-          <w:t>26</w:t>
+          <w:t>18</w:t>
         </w:r>
         <w:r>
           <w:rPr>
@@ -7601,7 +7601,7 @@
             <w:noProof/>
             <w:webHidden/>
           </w:rPr>
-          <w:t>26</w:t>
+          <w:t>18</w:t>
         </w:r>
         <w:r>
           <w:rPr>
@@ -7673,7 +7673,7 @@
             <w:noProof/>
             <w:webHidden/>
           </w:rPr>
-          <w:t>26</w:t>
+          <w:t>18</w:t>
         </w:r>
         <w:r>
           <w:rPr>
@@ -7745,7 +7745,7 @@
             <w:noProof/>
             <w:webHidden/>
           </w:rPr>
-          <w:t>27</w:t>
+          <w:t>19</w:t>
         </w:r>
         <w:r>
           <w:rPr>
@@ -7817,7 +7817,7 @@
             <w:noProof/>
             <w:webHidden/>
           </w:rPr>
-          <w:t>27</w:t>
+          <w:t>19</w:t>
         </w:r>
         <w:r>
           <w:rPr>
@@ -7889,7 +7889,7 @@
             <w:noProof/>
             <w:webHidden/>
           </w:rPr>
-          <w:t>27</w:t>
+          <w:t>19</w:t>
         </w:r>
         <w:r>
           <w:rPr>
@@ -7961,7 +7961,7 @@
             <w:noProof/>
             <w:webHidden/>
           </w:rPr>
-          <w:t>27</w:t>
+          <w:t>19</w:t>
         </w:r>
         <w:r>
           <w:rPr>
@@ -8033,7 +8033,7 @@
             <w:noProof/>
             <w:webHidden/>
           </w:rPr>
-          <w:t>27</w:t>
+          <w:t>19</w:t>
         </w:r>
         <w:r>
           <w:rPr>
@@ -8105,7 +8105,7 @@
             <w:noProof/>
             <w:webHidden/>
           </w:rPr>
-          <w:t>27</w:t>
+          <w:t>19</w:t>
         </w:r>
         <w:r>
           <w:rPr>
@@ -8177,7 +8177,7 @@
             <w:noProof/>
             <w:webHidden/>
           </w:rPr>
-          <w:t>27</w:t>
+          <w:t>19</w:t>
         </w:r>
         <w:r>
           <w:rPr>
@@ -8249,7 +8249,7 @@
             <w:noProof/>
             <w:webHidden/>
           </w:rPr>
-          <w:t>27</w:t>
+          <w:t>19</w:t>
         </w:r>
         <w:r>
           <w:rPr>
@@ -8321,7 +8321,7 @@
             <w:noProof/>
             <w:webHidden/>
           </w:rPr>
-          <w:t>28</w:t>
+          <w:t>20</w:t>
         </w:r>
         <w:r>
           <w:rPr>
@@ -8393,7 +8393,7 @@
             <w:noProof/>
             <w:webHidden/>
           </w:rPr>
-          <w:t>28</w:t>
+          <w:t>20</w:t>
         </w:r>
         <w:r>
           <w:rPr>
@@ -8465,7 +8465,7 @@
             <w:noProof/>
             <w:webHidden/>
           </w:rPr>
-          <w:t>28</w:t>
+          <w:t>20</w:t>
         </w:r>
         <w:r>
           <w:rPr>
@@ -8537,7 +8537,7 @@
             <w:noProof/>
             <w:webHidden/>
           </w:rPr>
-          <w:t>28</w:t>
+          <w:t>20</w:t>
         </w:r>
         <w:r>
           <w:rPr>
@@ -8609,7 +8609,7 @@
             <w:noProof/>
             <w:webHidden/>
           </w:rPr>
-          <w:t>28</w:t>
+          <w:t>20</w:t>
         </w:r>
         <w:r>
           <w:rPr>
@@ -8681,7 +8681,7 @@
             <w:noProof/>
             <w:webHidden/>
           </w:rPr>
-          <w:t>28</w:t>
+          <w:t>20</w:t>
         </w:r>
         <w:r>
           <w:rPr>
@@ -8753,7 +8753,7 @@
             <w:noProof/>
             <w:webHidden/>
           </w:rPr>
-          <w:t>28</w:t>
+          <w:t>20</w:t>
         </w:r>
         <w:r>
           <w:rPr>
@@ -8825,7 +8825,7 @@
             <w:noProof/>
             <w:webHidden/>
           </w:rPr>
-          <w:t>28</w:t>
+          <w:t>20</w:t>
         </w:r>
         <w:r>
           <w:rPr>
@@ -8897,7 +8897,7 @@
             <w:noProof/>
             <w:webHidden/>
           </w:rPr>
-          <w:t>28</w:t>
+          <w:t>20</w:t>
         </w:r>
         <w:r>
           <w:rPr>
@@ -8969,7 +8969,7 @@
             <w:noProof/>
             <w:webHidden/>
           </w:rPr>
-          <w:t>29</w:t>
+          <w:t>21</w:t>
         </w:r>
         <w:r>
           <w:rPr>
@@ -9041,7 +9041,7 @@
             <w:noProof/>
             <w:webHidden/>
           </w:rPr>
-          <w:t>29</w:t>
+          <w:t>21</w:t>
         </w:r>
         <w:r>
           <w:rPr>
@@ -9113,7 +9113,7 @@
             <w:noProof/>
             <w:webHidden/>
           </w:rPr>
-          <w:t>29</w:t>
+          <w:t>21</w:t>
         </w:r>
         <w:r>
           <w:rPr>
@@ -9185,7 +9185,7 @@
             <w:noProof/>
             <w:webHidden/>
           </w:rPr>
-          <w:t>29</w:t>
+          <w:t>21</w:t>
         </w:r>
         <w:r>
           <w:rPr>
@@ -9257,7 +9257,7 @@
             <w:noProof/>
             <w:webHidden/>
           </w:rPr>
-          <w:t>29</w:t>
+          <w:t>21</w:t>
         </w:r>
         <w:r>
           <w:rPr>
@@ -9329,7 +9329,7 @@
             <w:noProof/>
             <w:webHidden/>
           </w:rPr>
-          <w:t>29</w:t>
+          <w:t>21</w:t>
         </w:r>
         <w:r>
           <w:rPr>
@@ -9401,7 +9401,7 @@
             <w:noProof/>
             <w:webHidden/>
           </w:rPr>
-          <w:t>29</w:t>
+          <w:t>21</w:t>
         </w:r>
         <w:r>
           <w:rPr>
@@ -9473,7 +9473,7 @@
             <w:noProof/>
             <w:webHidden/>
           </w:rPr>
-          <w:t>29</w:t>
+          <w:t>21</w:t>
         </w:r>
         <w:r>
           <w:rPr>
@@ -9545,7 +9545,7 @@
             <w:noProof/>
             <w:webHidden/>
           </w:rPr>
-          <w:t>29</w:t>
+          <w:t>21</w:t>
         </w:r>
         <w:r>
           <w:rPr>
@@ -9617,7 +9617,7 @@
             <w:noProof/>
             <w:webHidden/>
           </w:rPr>
-          <w:t>30</w:t>
+          <w:t>22</w:t>
         </w:r>
         <w:r>
           <w:rPr>
@@ -9689,7 +9689,7 @@
             <w:noProof/>
             <w:webHidden/>
           </w:rPr>
-          <w:t>30</w:t>
+          <w:t>22</w:t>
         </w:r>
         <w:r>
           <w:rPr>
@@ -9761,7 +9761,7 @@
             <w:noProof/>
             <w:webHidden/>
           </w:rPr>
-          <w:t>30</w:t>
+          <w:t>22</w:t>
         </w:r>
         <w:r>
           <w:rPr>
@@ -9833,7 +9833,7 @@
             <w:noProof/>
             <w:webHidden/>
           </w:rPr>
-          <w:t>30</w:t>
+          <w:t>22</w:t>
         </w:r>
         <w:r>
           <w:rPr>
@@ -9905,7 +9905,7 @@
             <w:noProof/>
             <w:webHidden/>
           </w:rPr>
-          <w:t>30</w:t>
+          <w:t>22</w:t>
         </w:r>
         <w:r>
           <w:rPr>
@@ -9977,7 +9977,7 @@
             <w:noProof/>
             <w:webHidden/>
           </w:rPr>
-          <w:t>30</w:t>
+          <w:t>22</w:t>
         </w:r>
         <w:r>
           <w:rPr>
@@ -10049,7 +10049,7 @@
             <w:noProof/>
             <w:webHidden/>
           </w:rPr>
-          <w:t>30</w:t>
+          <w:t>22</w:t>
         </w:r>
         <w:r>
           <w:rPr>
@@ -10121,7 +10121,7 @@
             <w:noProof/>
             <w:webHidden/>
           </w:rPr>
-          <w:t>30</w:t>
+          <w:t>22</w:t>
         </w:r>
         <w:r>
           <w:rPr>
@@ -10193,7 +10193,7 @@
             <w:noProof/>
             <w:webHidden/>
           </w:rPr>
-          <w:t>30</w:t>
+          <w:t>22</w:t>
         </w:r>
         <w:r>
           <w:rPr>
@@ -10265,7 +10265,7 @@
             <w:noProof/>
             <w:webHidden/>
           </w:rPr>
-          <w:t>31</w:t>
+          <w:t>23</w:t>
         </w:r>
         <w:r>
           <w:rPr>
@@ -10337,7 +10337,7 @@
             <w:noProof/>
             <w:webHidden/>
           </w:rPr>
-          <w:t>31</w:t>
+          <w:t>23</w:t>
         </w:r>
         <w:r>
           <w:rPr>
@@ -10409,7 +10409,7 @@
             <w:noProof/>
             <w:webHidden/>
           </w:rPr>
-          <w:t>31</w:t>
+          <w:t>23</w:t>
         </w:r>
         <w:r>
           <w:rPr>
@@ -10481,7 +10481,7 @@
             <w:noProof/>
             <w:webHidden/>
           </w:rPr>
-          <w:t>31</w:t>
+          <w:t>23</w:t>
         </w:r>
         <w:r>
           <w:rPr>
@@ -10553,7 +10553,7 @@
             <w:noProof/>
             <w:webHidden/>
           </w:rPr>
-          <w:t>31</w:t>
+          <w:t>23</w:t>
         </w:r>
         <w:r>
           <w:rPr>
@@ -10625,7 +10625,7 @@
             <w:noProof/>
             <w:webHidden/>
           </w:rPr>
-          <w:t>32</w:t>
+          <w:t>24</w:t>
         </w:r>
         <w:r>
           <w:rPr>
@@ -10697,7 +10697,7 @@
             <w:noProof/>
             <w:webHidden/>
           </w:rPr>
-          <w:t>32</w:t>
+          <w:t>24</w:t>
         </w:r>
         <w:r>
           <w:rPr>
@@ -10769,7 +10769,7 @@
             <w:noProof/>
             <w:webHidden/>
           </w:rPr>
-          <w:t>32</w:t>
+          <w:t>24</w:t>
         </w:r>
         <w:r>
           <w:rPr>
@@ -10841,7 +10841,7 @@
             <w:noProof/>
             <w:webHidden/>
           </w:rPr>
-          <w:t>32</w:t>
+          <w:t>24</w:t>
         </w:r>
         <w:r>
           <w:rPr>
@@ -10913,7 +10913,7 @@
             <w:noProof/>
             <w:webHidden/>
           </w:rPr>
-          <w:t>32</w:t>
+          <w:t>24</w:t>
         </w:r>
         <w:r>
           <w:rPr>
@@ -10985,7 +10985,7 @@
             <w:noProof/>
             <w:webHidden/>
           </w:rPr>
-          <w:t>32</w:t>
+          <w:t>24</w:t>
         </w:r>
         <w:r>
           <w:rPr>
@@ -11057,7 +11057,7 @@
             <w:noProof/>
             <w:webHidden/>
           </w:rPr>
-          <w:t>32</w:t>
+          <w:t>24</w:t>
         </w:r>
         <w:r>
           <w:rPr>
@@ -11129,7 +11129,7 @@
             <w:noProof/>
             <w:webHidden/>
           </w:rPr>
-          <w:t>32</w:t>
+          <w:t>24</w:t>
         </w:r>
         <w:r>
           <w:rPr>
@@ -11201,7 +11201,7 @@
             <w:noProof/>
             <w:webHidden/>
           </w:rPr>
-          <w:t>33</w:t>
+          <w:t>25</w:t>
         </w:r>
         <w:r>
           <w:rPr>
@@ -11273,7 +11273,7 @@
             <w:noProof/>
             <w:webHidden/>
           </w:rPr>
-          <w:t>33</w:t>
+          <w:t>25</w:t>
         </w:r>
         <w:r>
           <w:rPr>
@@ -11345,7 +11345,7 @@
             <w:noProof/>
             <w:webHidden/>
           </w:rPr>
-          <w:t>33</w:t>
+          <w:t>25</w:t>
         </w:r>
         <w:r>
           <w:rPr>
@@ -11417,7 +11417,7 @@
             <w:noProof/>
             <w:webHidden/>
           </w:rPr>
-          <w:t>33</w:t>
+          <w:t>25</w:t>
         </w:r>
         <w:r>
           <w:rPr>
@@ -11489,7 +11489,7 @@
             <w:noProof/>
             <w:webHidden/>
           </w:rPr>
-          <w:t>33</w:t>
+          <w:t>25</w:t>
         </w:r>
         <w:r>
           <w:rPr>
@@ -11561,7 +11561,7 @@
             <w:noProof/>
             <w:webHidden/>
           </w:rPr>
-          <w:t>33</w:t>
+          <w:t>25</w:t>
         </w:r>
         <w:r>
           <w:rPr>
@@ -11633,7 +11633,7 @@
             <w:noProof/>
             <w:webHidden/>
           </w:rPr>
-          <w:t>33</w:t>
+          <w:t>25</w:t>
         </w:r>
         <w:r>
           <w:rPr>
@@ -11705,7 +11705,7 @@
             <w:noProof/>
             <w:webHidden/>
           </w:rPr>
-          <w:t>33</w:t>
+          <w:t>25</w:t>
         </w:r>
         <w:r>
           <w:rPr>
@@ -11777,7 +11777,7 @@
             <w:noProof/>
             <w:webHidden/>
           </w:rPr>
-          <w:t>34</w:t>
+          <w:t>26</w:t>
         </w:r>
         <w:r>
           <w:rPr>
@@ -11849,7 +11849,7 @@
             <w:noProof/>
             <w:webHidden/>
           </w:rPr>
-          <w:t>34</w:t>
+          <w:t>26</w:t>
         </w:r>
         <w:r>
           <w:rPr>
@@ -11938,7 +11938,7 @@
             <w:noProof/>
             <w:webHidden/>
           </w:rPr>
-          <w:t>34</w:t>
+          <w:t>26</w:t>
         </w:r>
         <w:r>
           <w:rPr>
@@ -12010,7 +12010,7 @@
             <w:noProof/>
             <w:webHidden/>
           </w:rPr>
-          <w:t>34</w:t>
+          <w:t>26</w:t>
         </w:r>
         <w:r>
           <w:rPr>
@@ -12082,7 +12082,7 @@
             <w:noProof/>
             <w:webHidden/>
           </w:rPr>
-          <w:t>34</w:t>
+          <w:t>26</w:t>
         </w:r>
         <w:r>
           <w:rPr>
@@ -12154,7 +12154,7 @@
             <w:noProof/>
             <w:webHidden/>
           </w:rPr>
-          <w:t>34</w:t>
+          <w:t>26</w:t>
         </w:r>
         <w:r>
           <w:rPr>
@@ -12226,7 +12226,7 @@
             <w:noProof/>
             <w:webHidden/>
           </w:rPr>
-          <w:t>34</w:t>
+          <w:t>26</w:t>
         </w:r>
         <w:r>
           <w:rPr>
@@ -12298,7 +12298,7 @@
             <w:noProof/>
             <w:webHidden/>
           </w:rPr>
-          <w:t>34</w:t>
+          <w:t>26</w:t>
         </w:r>
         <w:r>
           <w:rPr>
@@ -12370,7 +12370,7 @@
             <w:noProof/>
             <w:webHidden/>
           </w:rPr>
-          <w:t>35</w:t>
+          <w:t>27</w:t>
         </w:r>
         <w:r>
           <w:rPr>
@@ -12442,7 +12442,7 @@
             <w:noProof/>
             <w:webHidden/>
           </w:rPr>
-          <w:t>35</w:t>
+          <w:t>27</w:t>
         </w:r>
         <w:r>
           <w:rPr>
@@ -12514,7 +12514,7 @@
             <w:noProof/>
             <w:webHidden/>
           </w:rPr>
-          <w:t>35</w:t>
+          <w:t>27</w:t>
         </w:r>
         <w:r>
           <w:rPr>
@@ -12586,7 +12586,7 @@
             <w:noProof/>
             <w:webHidden/>
           </w:rPr>
-          <w:t>35</w:t>
+          <w:t>27</w:t>
         </w:r>
         <w:r>
           <w:rPr>
@@ -12676,7 +12676,7 @@
             <w:noProof/>
             <w:webHidden/>
           </w:rPr>
-          <w:t>35</w:t>
+          <w:t>27</w:t>
         </w:r>
         <w:r>
           <w:rPr>
@@ -12748,7 +12748,7 @@
             <w:noProof/>
             <w:webHidden/>
           </w:rPr>
-          <w:t>36</w:t>
+          <w:t>28</w:t>
         </w:r>
         <w:r>
           <w:rPr>
@@ -12820,7 +12820,7 @@
             <w:noProof/>
             <w:webHidden/>
           </w:rPr>
-          <w:t>36</w:t>
+          <w:t>28</w:t>
         </w:r>
         <w:r>
           <w:rPr>
@@ -12892,7 +12892,7 @@
             <w:noProof/>
             <w:webHidden/>
           </w:rPr>
-          <w:t>36</w:t>
+          <w:t>28</w:t>
         </w:r>
         <w:r>
           <w:rPr>
@@ -12962,7 +12962,7 @@
             <w:noProof/>
             <w:webHidden/>
           </w:rPr>
-          <w:t>36</w:t>
+          <w:t>28</w:t>
         </w:r>
         <w:r>
           <w:rPr>
@@ -13032,7 +13032,7 @@
             <w:noProof/>
             <w:webHidden/>
           </w:rPr>
-          <w:t>37</w:t>
+          <w:t>29</w:t>
         </w:r>
         <w:r>
           <w:rPr>
@@ -13102,7 +13102,7 @@
             <w:noProof/>
             <w:webHidden/>
           </w:rPr>
-          <w:t>37</w:t>
+          <w:t>29</w:t>
         </w:r>
         <w:r>
           <w:rPr>
@@ -13172,7 +13172,7 @@
             <w:noProof/>
             <w:webHidden/>
           </w:rPr>
-          <w:t>38</w:t>
+          <w:t>30</w:t>
         </w:r>
         <w:r>
           <w:rPr>
@@ -13242,7 +13242,7 @@
             <w:noProof/>
             <w:webHidden/>
           </w:rPr>
-          <w:t>39</w:t>
+          <w:t>31</w:t>
         </w:r>
         <w:r>
           <w:rPr>
@@ -13312,7 +13312,7 @@
             <w:noProof/>
             <w:webHidden/>
           </w:rPr>
-          <w:t>39</w:t>
+          <w:t>31</w:t>
         </w:r>
         <w:r>
           <w:rPr>
@@ -16488,13 +16488,82 @@
         <w:pStyle w:val="ListParagraph"/>
         <w:rPr>
           <w:rFonts w:ascii="Times New Roman" w:hAnsi="Times New Roman" w:cs="Times New Roman"/>
-          <w:b/>
-          <w:bCs/>
           <w:noProof/>
           <w:sz w:val="28"/>
           <w:szCs w:val="28"/>
         </w:rPr>
       </w:pPr>
+      <w:r>
+        <w:rPr>
+          <w:rFonts w:ascii="Times New Roman" w:hAnsi="Times New Roman" w:cs="Times New Roman"/>
+          <w:noProof/>
+          <w:sz w:val="28"/>
+          <w:szCs w:val="28"/>
+        </w:rPr>
+        <w:t>The system is designed as a C++ application for managing and conducting quizzes and examinations. The system supports different user roles, including Student, Teacher, and Administrator, with appropriate access permissions for each role.</w:t>
+      </w:r>
+    </w:p>
+    <w:p>
+      <w:pPr>
+        <w:pStyle w:val="ListParagraph"/>
+        <w:rPr>
+          <w:rFonts w:ascii="Times New Roman" w:hAnsi="Times New Roman" w:cs="Times New Roman"/>
+          <w:noProof/>
+          <w:sz w:val="28"/>
+          <w:szCs w:val="28"/>
+        </w:rPr>
+      </w:pPr>
+    </w:p>
+    <w:p>
+      <w:pPr>
+        <w:pStyle w:val="ListParagraph"/>
+        <w:rPr>
+          <w:rFonts w:ascii="Times New Roman" w:hAnsi="Times New Roman" w:cs="Times New Roman"/>
+          <w:noProof/>
+          <w:sz w:val="28"/>
+          <w:szCs w:val="28"/>
+        </w:rPr>
+      </w:pPr>
+      <w:r>
+        <w:rPr>
+          <w:rFonts w:ascii="Times New Roman" w:hAnsi="Times New Roman" w:cs="Times New Roman"/>
+          <w:noProof/>
+          <w:sz w:val="28"/>
+          <w:szCs w:val="28"/>
+        </w:rPr>
+        <w:t>The system must provide a clear and easy-to-use interface for users to browse quizzes, take examinations, submit answers, view results, and manage examination-related information. Examination data, questions, submitted answers, and examination results must be stored and managed consistently.</w:t>
+      </w:r>
+    </w:p>
+    <w:p>
+      <w:pPr>
+        <w:pStyle w:val="ListParagraph"/>
+        <w:rPr>
+          <w:rFonts w:ascii="Times New Roman" w:hAnsi="Times New Roman" w:cs="Times New Roman"/>
+          <w:noProof/>
+          <w:sz w:val="28"/>
+          <w:szCs w:val="28"/>
+        </w:rPr>
+      </w:pPr>
+    </w:p>
+    <w:p>
+      <w:pPr>
+        <w:pStyle w:val="ListParagraph"/>
+        <w:rPr>
+          <w:rFonts w:ascii="Times New Roman" w:hAnsi="Times New Roman" w:cs="Times New Roman"/>
+          <w:noProof/>
+          <w:sz w:val="28"/>
+          <w:szCs w:val="28"/>
+        </w:rPr>
+      </w:pPr>
+      <w:r>
+        <w:rPr>
+          <w:rFonts w:ascii="Times New Roman" w:hAnsi="Times New Roman" w:cs="Times New Roman"/>
+          <w:noProof/>
+          <w:sz w:val="28"/>
+          <w:szCs w:val="28"/>
+        </w:rPr>
+        <w:t>The system is developed using the C++ programming language in accordance with the project requirements.</w:t>
+      </w:r>
     </w:p>
     <w:p>
       <w:pPr>
@@ -16772,7 +16841,6 @@
           <w:sz w:val="28"/>
           <w:szCs w:val="28"/>
         </w:rPr>
-        <w:lastRenderedPageBreak/>
         <w:t xml:space="preserve"> </w:t>
       </w:r>
       <w:bookmarkStart w:id="24" w:name="_Toc238405442"/>
@@ -27349,12 +27417,12 @@
       <w:pPr>
         <w:pStyle w:val="Heading1"/>
       </w:pPr>
-      <w:bookmarkStart w:id="169" w:name="vii.-interface-design-description"/>
-      <w:bookmarkStart w:id="170" w:name="_Toc238405586"/>
+      <w:bookmarkStart w:id="169" w:name="_Toc238405586"/>
+      <w:bookmarkStart w:id="170" w:name="vii.-interface-design-description"/>
       <w:r>
         <w:t>VII. Interface Design Description</w:t>
       </w:r>
-      <w:bookmarkEnd w:id="170"/>
+      <w:bookmarkEnd w:id="169"/>
     </w:p>
     <w:p>
       <w:pPr>
@@ -27364,8 +27432,8 @@
           <w:szCs w:val="28"/>
         </w:rPr>
       </w:pPr>
-      <w:bookmarkStart w:id="171" w:name="login-interface"/>
-      <w:bookmarkStart w:id="172" w:name="_Toc238405587"/>
+      <w:bookmarkStart w:id="171" w:name="_Toc238405587"/>
+      <w:bookmarkStart w:id="172" w:name="login-interface"/>
       <w:r>
         <w:rPr>
           <w:rFonts w:cs="Times New Roman"/>
@@ -27373,7 +27441,7 @@
         </w:rPr>
         <w:t>1. Login Interface</w:t>
       </w:r>
-      <w:bookmarkEnd w:id="172"/>
+      <w:bookmarkEnd w:id="171"/>
     </w:p>
     <w:p>
       <w:pPr>
@@ -27464,9 +27532,9 @@
           <w:szCs w:val="28"/>
         </w:rPr>
       </w:pPr>
-      <w:bookmarkStart w:id="173" w:name="student-interface"/>
-      <w:bookmarkStart w:id="174" w:name="_Toc238405588"/>
-      <w:bookmarkEnd w:id="171"/>
+      <w:bookmarkStart w:id="173" w:name="_Toc238405588"/>
+      <w:bookmarkStart w:id="174" w:name="student-interface"/>
+      <w:bookmarkEnd w:id="172"/>
       <w:r>
         <w:rPr>
           <w:rFonts w:cs="Times New Roman"/>
@@ -27474,7 +27542,7 @@
         </w:rPr>
         <w:t>2. Student Interface</w:t>
       </w:r>
-      <w:bookmarkEnd w:id="174"/>
+      <w:bookmarkEnd w:id="173"/>
     </w:p>
     <w:p>
       <w:pPr>
@@ -27714,9 +27782,9 @@
           <w:szCs w:val="28"/>
         </w:rPr>
       </w:pPr>
-      <w:bookmarkStart w:id="175" w:name="quiz-examination-interface"/>
-      <w:bookmarkStart w:id="176" w:name="_Toc238405589"/>
-      <w:bookmarkEnd w:id="173"/>
+      <w:bookmarkStart w:id="175" w:name="_Toc238405589"/>
+      <w:bookmarkStart w:id="176" w:name="quiz-examination-interface"/>
+      <w:bookmarkEnd w:id="174"/>
       <w:r>
         <w:rPr>
           <w:rFonts w:cs="Times New Roman"/>
@@ -27724,7 +27792,7 @@
         </w:rPr>
         <w:t>3. Quiz Examination Interface</w:t>
       </w:r>
-      <w:bookmarkEnd w:id="176"/>
+      <w:bookmarkEnd w:id="175"/>
     </w:p>
     <w:p>
       <w:pPr>
@@ -27975,9 +28043,9 @@
           <w:szCs w:val="28"/>
         </w:rPr>
       </w:pPr>
-      <w:bookmarkStart w:id="177" w:name="teacher-interface"/>
-      <w:bookmarkStart w:id="178" w:name="_Toc238405590"/>
-      <w:bookmarkEnd w:id="175"/>
+      <w:bookmarkStart w:id="177" w:name="_Toc238405590"/>
+      <w:bookmarkStart w:id="178" w:name="teacher-interface"/>
+      <w:bookmarkEnd w:id="176"/>
       <w:r>
         <w:rPr>
           <w:rFonts w:cs="Times New Roman"/>
@@ -27985,7 +28053,7 @@
         </w:rPr>
         <w:t>4. Teacher Interface</w:t>
       </w:r>
-      <w:bookmarkEnd w:id="178"/>
+      <w:bookmarkEnd w:id="177"/>
     </w:p>
     <w:p>
       <w:pPr>
@@ -28336,9 +28404,9 @@
           <w:szCs w:val="28"/>
         </w:rPr>
       </w:pPr>
-      <w:bookmarkStart w:id="179" w:name="result-interface"/>
-      <w:bookmarkStart w:id="180" w:name="_Toc238405591"/>
-      <w:bookmarkEnd w:id="177"/>
+      <w:bookmarkStart w:id="179" w:name="_Toc238405591"/>
+      <w:bookmarkStart w:id="180" w:name="result-interface"/>
+      <w:bookmarkEnd w:id="178"/>
       <w:r>
         <w:rPr>
           <w:rFonts w:cs="Times New Roman"/>
@@ -28346,7 +28414,7 @@
         </w:rPr>
         <w:t>5. Result Interface</w:t>
       </w:r>
-      <w:bookmarkEnd w:id="180"/>
+      <w:bookmarkEnd w:id="179"/>
     </w:p>
     <w:p>
       <w:pPr>
@@ -28516,9 +28584,9 @@
           <w:szCs w:val="28"/>
         </w:rPr>
       </w:pPr>
-      <w:bookmarkStart w:id="181" w:name="administrator-interface"/>
-      <w:bookmarkStart w:id="182" w:name="_Toc238405592"/>
-      <w:bookmarkEnd w:id="179"/>
+      <w:bookmarkStart w:id="181" w:name="_Toc238405592"/>
+      <w:bookmarkStart w:id="182" w:name="administrator-interface"/>
+      <w:bookmarkEnd w:id="180"/>
       <w:r>
         <w:rPr>
           <w:rFonts w:cs="Times New Roman"/>
@@ -28526,7 +28594,7 @@
         </w:rPr>
         <w:t>6. Administrator Interface</w:t>
       </w:r>
-      <w:bookmarkEnd w:id="182"/>
+      <w:bookmarkEnd w:id="181"/>
     </w:p>
     <w:p>
       <w:pPr>
@@ -28777,8 +28845,8 @@
         <w:t>- These functions allow administrators to monitor system activities and maintain examination data.</w:t>
       </w:r>
     </w:p>
-    <w:bookmarkEnd w:id="169"/>
-    <w:bookmarkEnd w:id="181"/>
+    <w:bookmarkEnd w:id="170"/>
+    <w:bookmarkEnd w:id="182"/>
     <w:p>
       <w:pPr>
         <w:rPr>
